--- a/research/TRD-EHR/paper1-trd-prediction/parts/manuscript/02-abstract.docx
+++ b/research/TRD-EHR/paper1-trd-prediction/parts/manuscript/02-abstract.docx
@@ -20,49 +20,13 @@
           <w:bCs/>
           <w:b/>
         </w:rPr>
-        <w:t xml:space="preserve">Background.</w:t>
+        <w:t xml:space="preserve">Background:</w:t>
       </w:r>
       <w:r>
         <w:t xml:space="preserve"> </w:t>
       </w:r>
       <w:r>
-        <w:t xml:space="preserve">As many as 1 in 3 patients with major depressive disorder (MDD)</w:t>
-      </w:r>
-      <w:r>
-        <w:t xml:space="preserve"> </w:t>
-      </w:r>
-      <w:r>
-        <w:t xml:space="preserve">progress to treatment-resistant depression (TRD) after failing successive</w:t>
-      </w:r>
-      <w:r>
-        <w:t xml:space="preserve"> </w:t>
-      </w:r>
-      <w:r>
-        <w:t xml:space="preserve">antidepressant trials [1]. An electronic health record (EHR) can be given to a</w:t>
-      </w:r>
-      <w:r>
-        <w:t xml:space="preserve"> </w:t>
-      </w:r>
-      <w:r>
-        <w:t xml:space="preserve">model as a typed feature vector, or written out as text and encoded by a</w:t>
-      </w:r>
-      <w:r>
-        <w:t xml:space="preserve"> </w:t>
-      </w:r>
-      <w:r>
-        <w:t xml:space="preserve">pretrained transformer, and the two have not been compared. A third approach</w:t>
-      </w:r>
-      <w:r>
-        <w:t xml:space="preserve"> </w:t>
-      </w:r>
-      <w:r>
-        <w:t xml:space="preserve">predicts a patient from the outcomes of their closest analogues, the premise</w:t>
-      </w:r>
-      <w:r>
-        <w:t xml:space="preserve"> </w:t>
-      </w:r>
-      <w:r>
-        <w:t xml:space="preserve">behind clinical digital twins.</w:t>
+        <w:t xml:space="preserve">Electronic health records (EHRs) have been shown to support prediction of subsequent antidepressant switching, an imperfect proxy for treatment-resistant depression (TRD). However, it is unclear whether general-purpose narrative embeddings improve prediction beyond structured feature vectors.</w:t>
       </w:r>
     </w:p>
     <w:p>
@@ -74,43 +38,13 @@
           <w:bCs/>
           <w:b/>
         </w:rPr>
-        <w:t xml:space="preserve">Objective.</w:t>
+        <w:t xml:space="preserve">Objective:</w:t>
       </w:r>
       <w:r>
         <w:t xml:space="preserve"> </w:t>
       </w:r>
       <w:r>
-        <w:t xml:space="preserve">Two questions on one cohort. Whether a generalized pretrained</w:t>
-      </w:r>
-      <w:r>
-        <w:t xml:space="preserve"> </w:t>
-      </w:r>
-      <w:r>
-        <w:t xml:space="preserve">transformer embedding of a patient narrative outperforms a typed feature vector</w:t>
-      </w:r>
-      <w:r>
-        <w:t xml:space="preserve"> </w:t>
-      </w:r>
-      <w:r>
-        <w:t xml:space="preserve">for predicting a treatment-switch–defined EHR proxy for incident TRD, and</w:t>
-      </w:r>
-      <w:r>
-        <w:t xml:space="preserve"> </w:t>
-      </w:r>
-      <w:r>
-        <w:t xml:space="preserve">whether nearest-neighbor retrieval over that embedding predicts as well as a</w:t>
-      </w:r>
-      <w:r>
-        <w:t xml:space="preserve"> </w:t>
-      </w:r>
-      <w:r>
-        <w:t xml:space="preserve">trained classifier. In both arms the patient data were hand-picked before</w:t>
-      </w:r>
-      <w:r>
-        <w:t xml:space="preserve"> </w:t>
-      </w:r>
-      <w:r>
-        <w:t xml:space="preserve">either representation was built, which bounds both answers.</w:t>
+        <w:t xml:space="preserve">We compared structured feature vectors with pretrained embeddings of rule-based patient narratives for predicting a treatment-switching proxy for TRD at the index antidepressant prescription.</w:t>
       </w:r>
     </w:p>
     <w:p>
@@ -122,103 +56,13 @@
           <w:bCs/>
           <w:b/>
         </w:rPr>
-        <w:t xml:space="preserve">Methods.</w:t>
+        <w:t xml:space="preserve">Methods:</w:t>
       </w:r>
       <w:r>
         <w:t xml:space="preserve"> </w:t>
       </w:r>
       <w:r>
-        <w:t xml:space="preserve">Retrospective cohort of 42,579 adults with unipolar MDD from one</w:t>
-      </w:r>
-      <w:r>
-        <w:t xml:space="preserve"> </w:t>
-      </w:r>
-      <w:r>
-        <w:t xml:space="preserve">community health system. Following Forthman et al [2], TRD was 3 or more</w:t>
-      </w:r>
-      <w:r>
-        <w:t xml:space="preserve"> </w:t>
-      </w:r>
-      <w:r>
-        <w:t xml:space="preserve">antidepressant treatments within 1 year of the index date, the earliest</w:t>
-      </w:r>
-      <w:r>
-        <w:t xml:space="preserve"> </w:t>
-      </w:r>
-      <w:r>
-        <w:t xml:space="preserve">antidepressant prescription after a documented depression diagnosis; predictors</w:t>
-      </w:r>
-      <w:r>
-        <w:t xml:space="preserve"> </w:t>
-      </w:r>
-      <w:r>
-        <w:t xml:space="preserve">came only from the 730 days before it. Two representations were built from the</w:t>
-      </w:r>
-      <w:r>
-        <w:t xml:space="preserve"> </w:t>
-      </w:r>
-      <w:r>
-        <w:t xml:space="preserve">same hand-picked fields: a typed feature vector, and a Markdown narrative</w:t>
-      </w:r>
-      <w:r>
-        <w:t xml:space="preserve"> </w:t>
-      </w:r>
-      <w:r>
-        <w:t xml:space="preserve">written by fixed rules with no generative model, encoded by a pretrained</w:t>
-      </w:r>
-      <w:r>
-        <w:t xml:space="preserve"> </w:t>
-      </w:r>
-      <w:r>
-        <w:t xml:space="preserve">sentence-transformer (4 encoders; primary</w:t>
-      </w:r>
-      <w:r>
-        <w:t xml:space="preserve"> </w:t>
-      </w:r>
-      <w:r>
-        <w:rPr>
-          <w:rStyle w:val="VerbatimChar"/>
-        </w:rPr>
-        <w:t xml:space="preserve">Qwen3-Embedding-8B</w:t>
-      </w:r>
-      <w:r>
-        <w:t xml:space="preserve">). Four</w:t>
-      </w:r>
-      <w:r>
-        <w:t xml:space="preserve"> </w:t>
-      </w:r>
-      <w:r>
-        <w:t xml:space="preserve">classifiers were tuned by cross-validated grid search and scored on one held-</w:t>
-      </w:r>
-      <w:r>
-        <w:t xml:space="preserve"> </w:t>
-      </w:r>
-      <w:r>
-        <w:t xml:space="preserve">out stratified 20% split (8,516 patients, 1,491 TRD-positive). A retrieval</w:t>
-      </w:r>
-      <w:r>
-        <w:t xml:space="preserve"> </w:t>
-      </w:r>
-      <w:r>
-        <w:t xml:space="preserve">predictor scored each patient as the weighted mean TRD rate of 50 retrieved</w:t>
-      </w:r>
-      <w:r>
-        <w:t xml:space="preserve"> </w:t>
-      </w:r>
-      <w:r>
-        <w:t xml:space="preserve">training patients under 4 retrieval schemes. A semantic-feature ablation</w:t>
-      </w:r>
-      <w:r>
-        <w:t xml:space="preserve"> </w:t>
-      </w:r>
-      <w:r>
-        <w:t xml:space="preserve">shuffled each narrative concept across patients in turn to locate the embedded</w:t>
-      </w:r>
-      <w:r>
-        <w:t xml:space="preserve"> </w:t>
-      </w:r>
-      <w:r>
-        <w:t xml:space="preserve">signal. Reporting follows TRIPOD+AI [3].</w:t>
+        <w:t xml:space="preserve">This retrospective study included 42,579 patients with depression from one community health system. The outcome required at least 3 distinct antidepressant treatments, including the index agent, within 365 days. Clinical predictors were derived from a 730-day lookback window. We evaluated 4 classifiers on each representation using a shared 80:20 training and test split, with preprocessing and tuning confined to training data. Four embedding encoders were evaluated; Qwen3-Embedding-8B was primary. The pipelines used the same source records. We assessed discrimination, calibration, and paired bootstrap differences, and used concept permutation and neighbor retrieval to examine the predictive signal.</w:t>
       </w:r>
     </w:p>
     <w:p>
@@ -230,67 +74,13 @@
           <w:bCs/>
           <w:b/>
         </w:rPr>
-        <w:t xml:space="preserve">Results.</w:t>
+        <w:t xml:space="preserve">Results:</w:t>
       </w:r>
       <w:r>
         <w:t xml:space="preserve"> </w:t>
       </w:r>
       <w:r>
-        <w:t xml:space="preserve">The embedding did not outperform the feature vector: ROC</w:t>
-      </w:r>
-      <w:r>
-        <w:t xml:space="preserve"> </w:t>
-      </w:r>
-      <w:r>
-        <w:t xml:space="preserve">AUC 0.657 (95% CI 0.643–0.672) against 0.649 (0.634–0.664), paired</w:t>
-      </w:r>
-      <w:r>
-        <w:t xml:space="preserve"> </w:t>
-      </w:r>
-      <w:r>
-        <w:t xml:space="preserve">difference +0.008 (−0.003 to +0.019). Holding the classifier fixed, it</w:t>
-      </w:r>
-      <w:r>
-        <w:t xml:space="preserve"> </w:t>
-      </w:r>
-      <w:r>
-        <w:t xml:space="preserve">helped logistic regression (+0.028) and hurt all 3 tree ensembles</w:t>
-      </w:r>
-      <w:r>
-        <w:t xml:space="preserve"> </w:t>
-      </w:r>
-      <w:r>
-        <w:t xml:space="preserve">(−0.013 to −0.022). Discrimination stayed within 0.012 across 4</w:t>
-      </w:r>
-      <w:r>
-        <w:t xml:space="preserve"> </w:t>
-      </w:r>
-      <w:r>
-        <w:t xml:space="preserve">encoders. The ablation localized the signal to psychiatric history,</w:t>
-      </w:r>
-      <w:r>
-        <w:t xml:space="preserve"> </w:t>
-      </w:r>
-      <w:r>
-        <w:t xml:space="preserve">medication burden and prior treatment exposure rather than to</w:t>
-      </w:r>
-      <w:r>
-        <w:t xml:space="preserve"> </w:t>
-      </w:r>
-      <w:r>
-        <w:t xml:space="preserve">sociodemographic fields. Retrieval was informative, not competitive:</w:t>
-      </w:r>
-      <w:r>
-        <w:t xml:space="preserve"> </w:t>
-      </w:r>
-      <w:r>
-        <w:t xml:space="preserve">nearest 0.594 (0.578–0.610) against random 0.499 on all 4 encoders, yet</w:t>
-      </w:r>
-      <w:r>
-        <w:t xml:space="preserve"> </w:t>
-      </w:r>
-      <w:r>
-        <w:t xml:space="preserve">0.063 short of the trained classifier on intervals that do not overlap.</w:t>
+        <w:t xml:space="preserve">The outcome occurred in 7,455 patients (17.5%). In 8,516 test patients, embedded logistic regression achieved a receiver operating characteristic area under the curve (ROC AUC) of 0.657 (95% CI 0.643–0.672), compared with 0.649 (95% CI 0.634–0.664) for feature-vector XGBoost. The post hoc difference between these leading models was 0.008 (95% CI −0.003 to 0.019). Embeddings improved logistic regression by 0.028 ROC AUC but reduced discrimination for the 3 tree ensembles by 0.013–0.022. Embedded logistic regression achieved ROC AUCs of 0.645–0.657 across encoders. Permuting psychiatric history produced the largest discrimination loss for the primary encoder (0.024–0.028 across classifiers); medication burden and prior treatment exposure also contributed. Permuting race/ethnicity or recorded social determinants changed ROC AUC by no more than 0.003. Nearest-neighbor retrieval over the embedding stayed below both leading classifiers at every neighborhood size tested; its best ROC AUC was 0.625 (95% CI 0.610–0.641).</w:t>
       </w:r>
     </w:p>
     <w:p>
@@ -302,43 +92,13 @@
           <w:bCs/>
           <w:b/>
         </w:rPr>
-        <w:t xml:space="preserve">Conclusions.</w:t>
+        <w:t xml:space="preserve">Conclusions:</w:t>
       </w:r>
       <w:r>
         <w:t xml:space="preserve"> </w:t>
       </w:r>
       <w:r>
-        <w:t xml:space="preserve">Embedding matched, but did not exceed, a feature vector built</w:t>
-      </w:r>
-      <w:r>
-        <w:t xml:space="preserve"> </w:t>
-      </w:r>
-      <w:r>
-        <w:t xml:space="preserve">from the same fields, and retrieval over that embedding lost to a fitted model.</w:t>
-      </w:r>
-      <w:r>
-        <w:t xml:space="preserve"> </w:t>
-      </w:r>
-      <w:r>
-        <w:t xml:space="preserve">Both arms encode the same hand-picked inventory, so neither result shows that</w:t>
-      </w:r>
-      <w:r>
-        <w:t xml:space="preserve"> </w:t>
-      </w:r>
-      <w:r>
-        <w:t xml:space="preserve">embedding removes the feature engineering. Discrimination near 0.65 is too</w:t>
-      </w:r>
-      <w:r>
-        <w:t xml:space="preserve"> </w:t>
-      </w:r>
-      <w:r>
-        <w:t xml:space="preserve">modest for clinical use, and the outcome is a treatment-switch phenotype rather</w:t>
-      </w:r>
-      <w:r>
-        <w:t xml:space="preserve"> </w:t>
-      </w:r>
-      <w:r>
-        <w:t xml:space="preserve">than verified non-response.</w:t>
+        <w:t xml:space="preserve">Narrative embeddings did not demonstrate superior discrimination over the strongest structured feature model for this treatment-switching proxy. Performance depended on the classifier, and neither pipeline established clinical utility. These findings support structured features as a practical benchmark and prioritize validation of the outcome, transportability, and clinical value before deployment.</w:t>
       </w:r>
     </w:p>
     <w:p>
@@ -346,29 +106,7 @@
         <w:pStyle w:val="BodyText"/>
       </w:pPr>
       <w:r>
-        <w:rPr>
-          <w:bCs/>
-          <w:b/>
-        </w:rPr>
-        <w:t xml:space="preserve">Keywords.</w:t>
-      </w:r>
-      <w:r>
-        <w:t xml:space="preserve"> </w:t>
-      </w:r>
-      <w:r>
-        <w:t xml:space="preserve">treatment-resistant depression; major depressive disorder;</w:t>
-      </w:r>
-      <w:r>
-        <w:t xml:space="preserve"> </w:t>
-      </w:r>
-      <w:r>
-        <w:t xml:space="preserve">electronic health records; clinical prediction model; machine learning; text</w:t>
-      </w:r>
-      <w:r>
-        <w:t xml:space="preserve"> </w:t>
-      </w:r>
-      <w:r>
-        <w:t xml:space="preserve">embeddings; nearest-neighbor retrieval; feature engineering; TRIPOD+AI.</w:t>
+        <w:t xml:space="preserve">Keywords: treatment-resistant depression; depression; electronic health records; machine learning; clinical prediction; text embeddings; antidepressants</w:t>
       </w:r>
     </w:p>
     <w:bookmarkEnd w:id="20"/>

--- a/research/TRD-EHR/paper1-trd-prediction/parts/manuscript/02-abstract.docx
+++ b/research/TRD-EHR/paper1-trd-prediction/parts/manuscript/02-abstract.docx
@@ -80,7 +80,7 @@
         <w:t xml:space="preserve"> </w:t>
       </w:r>
       <w:r>
-        <w:t xml:space="preserve">The outcome occurred in 7,455 patients (17.5%). In 8,516 test patients, embedded logistic regression achieved a receiver operating characteristic area under the curve (ROC AUC) of 0.657 (95% CI 0.643–0.672), compared with 0.649 (95% CI 0.634–0.664) for feature-vector XGBoost. The post hoc difference between these leading models was 0.008 (95% CI −0.003 to 0.019). Embeddings improved logistic regression by 0.028 ROC AUC but reduced discrimination for the 3 tree ensembles by 0.013–0.022. Embedded logistic regression achieved ROC AUCs of 0.645–0.657 across encoders. Permuting psychiatric history produced the largest discrimination loss for the primary encoder (0.024–0.028 across classifiers); medication burden and prior treatment exposure also contributed. Permuting race/ethnicity or recorded social determinants changed ROC AUC by no more than 0.003. Nearest-neighbor retrieval over the embedding stayed below both leading classifiers at every neighborhood size tested; its best ROC AUC was 0.625 (95% CI 0.610–0.641).</w:t>
+        <w:t xml:space="preserve">The outcome occurred in 7,455 patients (17.5%). In 8,516 test patients, embedded logistic regression achieved a receiver operating characteristic area under the curve (ROC AUC) of 0.657 (95% CI 0.643–0.672), compared with 0.649 (95% CI 0.634–0.664) for feature-vector XGBoost. The post hoc difference between these leading models was 0.008 (95% CI −0.003 to 0.019). Embeddings improved logistic regression by 0.028 ROC AUC but reduced discrimination for the 3 tree ensembles by 0.013–0.022. Embedded logistic regression achieved ROC AUCs of 0.645–0.657 across encoders. Permuting psychiatric history produced the largest discrimination loss for the primary encoder (0.024–0.028 across classifiers); medication burden and prior treatment exposure also contributed. Permuting race/ethnicity or recorded social determinants changed ROC AUC by no more than 0.003. Nearest-neighbor retrieval over the embedding stayed below both leading classifiers at every neighborhood size tested. Its best ROC AUC was 0.625 (95% CI 0.610–0.641), at a neighborhood size chosen on the test patients, against 0.500 (0.484–0.515) for randomly chosen neighbors.</w:t>
       </w:r>
     </w:p>
     <w:p>
@@ -98,7 +98,7 @@
         <w:t xml:space="preserve"> </w:t>
       </w:r>
       <w:r>
-        <w:t xml:space="preserve">Narrative embeddings did not demonstrate superior discrimination over the strongest structured feature model for this treatment-switching proxy. Performance depended on the classifier, and neither pipeline established clinical utility. These findings support structured features as a practical benchmark and prioritize validation of the outcome, transportability, and clinical value before deployment.</w:t>
+        <w:t xml:space="preserve">Narrative embeddings did not demonstrate superior discrimination over the strongest structured feature model for this treatment-switching proxy. Performance depended on the classifier, and neither pipeline established clinical utility. These findings support structured features as a practical benchmark. Before either pipeline is used in care, 3 things need testing: whether the switching label reflects true treatment resistance, whether the models work in other health systems, and whether their predictions improve clinical decisions.</w:t>
       </w:r>
     </w:p>
     <w:p>

--- a/research/TRD-EHR/paper1-trd-prediction/parts/manuscript/02-abstract.docx
+++ b/research/TRD-EHR/paper1-trd-prediction/parts/manuscript/02-abstract.docx
@@ -80,7 +80,7 @@
         <w:t xml:space="preserve"> </w:t>
       </w:r>
       <w:r>
-        <w:t xml:space="preserve">The outcome occurred in 7,455 patients (17.5%). In 8,516 test patients, embedded logistic regression achieved a receiver operating characteristic area under the curve (ROC AUC) of 0.657 (95% CI 0.643–0.672), compared with 0.649 (95% CI 0.634–0.664) for feature-vector XGBoost. The post hoc difference between these leading models was 0.008 (95% CI −0.003 to 0.019). Embeddings improved logistic regression by 0.028 ROC AUC but reduced discrimination for the 3 tree ensembles by 0.013–0.022. Embedded logistic regression achieved ROC AUCs of 0.645–0.657 across encoders. Permuting psychiatric history produced the largest discrimination loss for the primary encoder (0.024–0.028 across classifiers); medication burden and prior treatment exposure also contributed. Permuting race/ethnicity or recorded social determinants changed ROC AUC by no more than 0.003. Nearest-neighbor retrieval over the embedding stayed below both leading classifiers at every neighborhood size tested. Its best ROC AUC was 0.625 (95% CI 0.610–0.641), at a neighborhood size chosen on the test patients, against 0.500 (0.484–0.515) for randomly chosen neighbors.</w:t>
+        <w:t xml:space="preserve">The outcome occurred in 7,455 patients (17.5%, 95% CI 17.2–17.9). In 8,516 test patients, embedded logistic regression achieved a receiver operating characteristic area under the curve (ROC AUC) of 0.657 (95% CI 0.643–0.672), compared with 0.649 (95% CI 0.634–0.664) for feature-vector XGBoost. The post hoc difference between these leading models was 0.008 (95% CI −0.003 to 0.019). Embeddings improved logistic regression by 0.028 (95% CI 0.017–0.039) but reduced discrimination for the 3 tree ensembles, by 0.013 (95% CI 0.001–0.026) to 0.022 (95% CI 0.011–0.033). Across encoders, embedded logistic regression reached 0.645 (95% CI 0.629–0.660) to 0.657. Permuting psychiatric history produced the largest loss for the primary encoder, 0.024 (95% CI 0.010–0.036) to 0.028 (95% CI 0.017–0.039) across classifiers; medication burden and prior treatment exposure also contributed. Permuting race/ethnicity or recorded social determinants changed ROC AUC by no more than 0.003, and every such interval included zero. Nearest-neighbor retrieval stayed below both leading classifiers at every neighborhood size. Importance-weighted retrieval reached 0.625 (95% CI 0.610–0.641) at 295 neighbors, a size chosen on the test patients. Randomly chosen neighbors reached 0.500 (2.5th–97.5th percentile across draws 0.484–0.515).</w:t>
       </w:r>
     </w:p>
     <w:p>
